--- a/tillsyn/A 34759-2023 tillsynsbegäran.docx
+++ b/tillsyn/A 34759-2023 tillsynsbegäran.docx
@@ -1480,7 +1480,7 @@
     <w:r>
       <w:tab/>
       <w:tab/>
-      <w:t>2026-09-14</w:t>
+      <w:t>2026-09-15</w:t>
       <w:br/>
       <w:br/>
     </w:r>

--- a/tillsyn/A 34759-2023 tillsynsbegäran.docx
+++ b/tillsyn/A 34759-2023 tillsynsbegäran.docx
@@ -1480,7 +1480,7 @@
     <w:r>
       <w:tab/>
       <w:tab/>
-      <w:t>2026-09-15</w:t>
+      <w:t>2026-09-16</w:t>
       <w:br/>
       <w:br/>
     </w:r>

--- a/tillsyn/A 34759-2023 tillsynsbegäran.docx
+++ b/tillsyn/A 34759-2023 tillsynsbegäran.docx
@@ -1480,7 +1480,7 @@
     <w:r>
       <w:tab/>
       <w:tab/>
-      <w:t>2026-09-16</w:t>
+      <w:t>2026-09-17</w:t>
       <w:br/>
       <w:br/>
     </w:r>

--- a/tillsyn/A 34759-2023 tillsynsbegäran.docx
+++ b/tillsyn/A 34759-2023 tillsynsbegäran.docx
@@ -1480,7 +1480,7 @@
     <w:r>
       <w:tab/>
       <w:tab/>
-      <w:t>2026-09-17</w:t>
+      <w:t>2026-09-18</w:t>
       <w:br/>
       <w:br/>
     </w:r>

--- a/tillsyn/A 34759-2023 tillsynsbegäran.docx
+++ b/tillsyn/A 34759-2023 tillsynsbegäran.docx
@@ -1480,7 +1480,7 @@
     <w:r>
       <w:tab/>
       <w:tab/>
-      <w:t>2026-09-18</w:t>
+      <w:t>2026-09-19</w:t>
       <w:br/>
       <w:br/>
     </w:r>

--- a/tillsyn/A 34759-2023 tillsynsbegäran.docx
+++ b/tillsyn/A 34759-2023 tillsynsbegäran.docx
@@ -1480,7 +1480,7 @@
     <w:r>
       <w:tab/>
       <w:tab/>
-      <w:t>2026-09-19</w:t>
+      <w:t>2026-09-21</w:t>
       <w:br/>
       <w:br/>
     </w:r>

--- a/tillsyn/A 34759-2023 tillsynsbegäran.docx
+++ b/tillsyn/A 34759-2023 tillsynsbegäran.docx
@@ -1480,7 +1480,7 @@
     <w:r>
       <w:tab/>
       <w:tab/>
-      <w:t>2026-09-21</w:t>
+      <w:t>2026-09-23</w:t>
       <w:br/>
       <w:br/>
     </w:r>

--- a/tillsyn/A 34759-2023 tillsynsbegäran.docx
+++ b/tillsyn/A 34759-2023 tillsynsbegäran.docx
@@ -1480,7 +1480,7 @@
     <w:r>
       <w:tab/>
       <w:tab/>
-      <w:t>2026-09-23</w:t>
+      <w:t>2026-09-24</w:t>
       <w:br/>
       <w:br/>
     </w:r>

--- a/tillsyn/A 34759-2023 tillsynsbegäran.docx
+++ b/tillsyn/A 34759-2023 tillsynsbegäran.docx
@@ -1480,7 +1480,7 @@
     <w:r>
       <w:tab/>
       <w:tab/>
-      <w:t>2026-09-24</w:t>
+      <w:t>2026-09-25</w:t>
       <w:br/>
       <w:br/>
     </w:r>

--- a/tillsyn/A 34759-2023 tillsynsbegäran.docx
+++ b/tillsyn/A 34759-2023 tillsynsbegäran.docx
@@ -1480,7 +1480,7 @@
     <w:r>
       <w:tab/>
       <w:tab/>
-      <w:t>2026-09-25</w:t>
+      <w:t>2026-09-26</w:t>
       <w:br/>
       <w:br/>
     </w:r>

--- a/tillsyn/A 34759-2023 tillsynsbegäran.docx
+++ b/tillsyn/A 34759-2023 tillsynsbegäran.docx
@@ -1480,7 +1480,7 @@
     <w:r>
       <w:tab/>
       <w:tab/>
-      <w:t>2026-09-26</w:t>
+      <w:t>2026-09-27</w:t>
       <w:br/>
       <w:br/>
     </w:r>

--- a/tillsyn/A 34759-2023 tillsynsbegäran.docx
+++ b/tillsyn/A 34759-2023 tillsynsbegäran.docx
@@ -1480,7 +1480,7 @@
     <w:r>
       <w:tab/>
       <w:tab/>
-      <w:t>2026-09-27</w:t>
+      <w:t>2026-09-28</w:t>
       <w:br/>
       <w:br/>
     </w:r>

--- a/tillsyn/A 34759-2023 tillsynsbegäran.docx
+++ b/tillsyn/A 34759-2023 tillsynsbegäran.docx
@@ -1480,7 +1480,7 @@
     <w:r>
       <w:tab/>
       <w:tab/>
-      <w:t>2026-09-28</w:t>
+      <w:t>2026-09-29</w:t>
       <w:br/>
       <w:br/>
     </w:r>

--- a/tillsyn/A 34759-2023 tillsynsbegäran.docx
+++ b/tillsyn/A 34759-2023 tillsynsbegäran.docx
@@ -1480,7 +1480,7 @@
     <w:r>
       <w:tab/>
       <w:tab/>
-      <w:t>2026-09-29</w:t>
+      <w:t>2026-09-30</w:t>
       <w:br/>
       <w:br/>
     </w:r>

--- a/tillsyn/A 34759-2023 tillsynsbegäran.docx
+++ b/tillsyn/A 34759-2023 tillsynsbegäran.docx
@@ -1480,7 +1480,7 @@
     <w:r>
       <w:tab/>
       <w:tab/>
-      <w:t>2026-09-30</w:t>
+      <w:t>2026-10-01</w:t>
       <w:br/>
       <w:br/>
     </w:r>

--- a/tillsyn/A 34759-2023 tillsynsbegäran.docx
+++ b/tillsyn/A 34759-2023 tillsynsbegäran.docx
@@ -1480,7 +1480,7 @@
     <w:r>
       <w:tab/>
       <w:tab/>
-      <w:t>2026-10-01</w:t>
+      <w:t>2026-10-02</w:t>
       <w:br/>
       <w:br/>
     </w:r>

--- a/tillsyn/A 34759-2023 tillsynsbegäran.docx
+++ b/tillsyn/A 34759-2023 tillsynsbegäran.docx
@@ -1480,7 +1480,7 @@
     <w:r>
       <w:tab/>
       <w:tab/>
-      <w:t>2026-10-02</w:t>
+      <w:t>2026-10-03</w:t>
       <w:br/>
       <w:br/>
     </w:r>

--- a/tillsyn/A 34759-2023 tillsynsbegäran.docx
+++ b/tillsyn/A 34759-2023 tillsynsbegäran.docx
@@ -1480,7 +1480,7 @@
     <w:r>
       <w:tab/>
       <w:tab/>
-      <w:t>2026-10-03</w:t>
+      <w:t>2026-10-04</w:t>
       <w:br/>
       <w:br/>
     </w:r>

--- a/tillsyn/A 34759-2023 tillsynsbegäran.docx
+++ b/tillsyn/A 34759-2023 tillsynsbegäran.docx
@@ -1480,7 +1480,7 @@
     <w:r>
       <w:tab/>
       <w:tab/>
-      <w:t>2026-10-04</w:t>
+      <w:t>2026-10-05</w:t>
       <w:br/>
       <w:br/>
     </w:r>

--- a/tillsyn/A 34759-2023 tillsynsbegäran.docx
+++ b/tillsyn/A 34759-2023 tillsynsbegäran.docx
@@ -1480,7 +1480,7 @@
     <w:r>
       <w:tab/>
       <w:tab/>
-      <w:t>2026-10-05</w:t>
+      <w:t>2026-10-06</w:t>
       <w:br/>
       <w:br/>
     </w:r>

--- a/tillsyn/A 34759-2023 tillsynsbegäran.docx
+++ b/tillsyn/A 34759-2023 tillsynsbegäran.docx
@@ -1480,7 +1480,7 @@
     <w:r>
       <w:tab/>
       <w:tab/>
-      <w:t>2026-10-06</w:t>
+      <w:t>2026-10-07</w:t>
       <w:br/>
       <w:br/>
     </w:r>

--- a/tillsyn/A 34759-2023 tillsynsbegäran.docx
+++ b/tillsyn/A 34759-2023 tillsynsbegäran.docx
@@ -1480,7 +1480,7 @@
     <w:r>
       <w:tab/>
       <w:tab/>
-      <w:t>2026-10-07</w:t>
+      <w:t>2026-10-08</w:t>
       <w:br/>
       <w:br/>
     </w:r>

--- a/tillsyn/A 34759-2023 tillsynsbegäran.docx
+++ b/tillsyn/A 34759-2023 tillsynsbegäran.docx
@@ -65,7 +65,7 @@
     </w:p>
     <w:p>
       <w:r>
-        <w:t>I och inom 20 meter från avverkningsanmälan finns fynd av 18 naturvårdsarter, varav 8 är rödlistade, 7 är fridlysta, 11 är typiska (T) och 5 är signalarter (S): knärot (VU, T, §8), blå taggsvamp (NT, T), dropptaggsvamp (NT, T), grantaggsvamp (NT), motaggsvamp (NT, T), skogshare (NT), sotvaxskivling (NT), ullticka (NT, T), grönpyrola (S, T), mindre märgborre (S, T), plattlummer (S, T, §9), svavelriska (S), vedticka (S, T), mattlummer (T, §9), tjäder (T, §4), grönsiska (§4), lopplummer (aggregat) (§9) och revlummer (§9). Se Figur 1.</w:t>
+        <w:t>I och inom 20 meter från avverkningsanmälan finns fynd av 19 naturvårdsarter, varav 9 är rödlistade, 8 är fridlysta, 11 är typiska (T) och 5 är signalarter (S): knärot (VU, T, §8), blå taggsvamp (NT, T), dropptaggsvamp (NT, T), grantaggsvamp (NT), motaggsvamp (NT, T), skogshare (NT), sotvaxskivling (NT), sparvuggla (NT, §4), ullticka (NT, T), grönpyrola (S, T), mindre märgborre (S, T), plattlummer (S, T, §9), svavelriska (S), vedticka (S, T), mattlummer (T, §9), tjäder (T, §4), grönsiska (§4), lopplummer (aggregat) (§9) och revlummer (§9). Se Figur 1.</w:t>
       </w:r>
     </w:p>
     <w:p>
@@ -291,6 +291,17 @@
         <w:rPr>
           <w:b/>
         </w:rPr>
+        <w:t>Sparvuggla (NT, §4)</w:t>
+      </w:r>
+      <w:r>
+        <w:t xml:space="preserve"> är fridlyst enligt 4§ artskyddsförordningen och omfattas av bilaga 1 EU:s fågeldirektiv. Den har minskat med 15 (5–25) % under de senaste 15 åren och minskningstakten för den svenska populationen bedöms vara nära gränsvärdet för Sårbar (VU).  Sparvugglan häckar i naturskog samt i klassisk bondeskog och förekommer främst i större skogsområden som domineras av barrblandskog med stort inslag av asp, björk och andra lövträd. Den behöver relativt stora skogsområden och saknas helt i mindre skogar och isolerade dungar. Reviren är i storleksordningen upp till 200 hektar. Sparvugglan missgynnas av överföring av variationsrika bondeskogar till ensartade produktionsskogar. Särskilt avverkning av lövträdsrika kantzoner och igenplantering av gamla inägor (SLU Artdatabanken, 2026; Skogsstyrelsen, 2016).</w:t>
+      </w:r>
+    </w:p>
+    <w:p>
+      <w:r>
+        <w:rPr>
+          <w:b/>
+        </w:rPr>
         <w:t>Ullticka (NT)</w:t>
       </w:r>
       <w:r>
@@ -830,6 +841,57 @@
     <w:p>
       <w:r>
         <w:t xml:space="preserve">SLU Artdatabanken, 2024. </w:t>
+      </w:r>
+      <w:r>
+        <w:rPr>
+          <w:i/>
+        </w:rPr>
+        <w:t xml:space="preserve">Artfaktablad. Naturvård – artfakta. </w:t>
+      </w:r>
+      <w:r>
+        <w:t>SLU Artdatabanken, Uppsala.</w:t>
+      </w:r>
+    </w:p>
+    <w:p>
+      <w:pPr>
+        <w:pStyle w:val="Heading1"/>
+      </w:pPr>
+      <w:r>
+        <w:t>Sparvuggla – ekologi samt krav på livsmiljön</w:t>
+      </w:r>
+    </w:p>
+    <w:p>
+      <w:r>
+        <w:t>Sparvuggla (NT, §4) är fridlyst enligt 4§ artskyddsförordningen och omfattas av bilaga 1 EU:s fågeldirektiv. Den har minskat med 15 (5–25) % under de senaste 15 åren och minskningstakten för den svenska populationen bedöms vara nära gränsvärdet för Sårbar (VU) (SLU Artdatabanken 2026).</w:t>
+      </w:r>
+    </w:p>
+    <w:p>
+      <w:r>
+        <w:t>Sparvugglan häckar i naturskog samt i klassisk bondeskog och förekommer främst i större skogsområden som domineras av barrblandskog med stort inslag av asp, björk och andra lövträd. Den behöver relativt stora skogsområden och saknas helt i mindre skogar och isolerade dungar. Reviren är i storleksordningen upp till 200 hektar. Sparvugglan missgynnas av överföring av variationsrika bondeskogar till ensartade produktionsskogar – särskilt avverkning av lövträdsrika kantzoner och igenplantering av gamla inägor (Skogsstyrelsen, 2016).</w:t>
+      </w:r>
+    </w:p>
+    <w:p>
+      <w:pPr>
+        <w:pStyle w:val="Heading2"/>
+      </w:pPr>
+      <w:r>
+        <w:t>Referenser – sparvuggla</w:t>
+      </w:r>
+    </w:p>
+    <w:p>
+      <w:r>
+        <w:t xml:space="preserve">Skogsstyrelsen, 2016. </w:t>
+      </w:r>
+      <w:r>
+        <w:rPr>
+          <w:i/>
+        </w:rPr>
+        <w:t>Vägledning för hänsyn till sparvuggla.</w:t>
+      </w:r>
+    </w:p>
+    <w:p>
+      <w:r>
+        <w:t xml:space="preserve">SLU Artdatabanken, 2026. </w:t>
       </w:r>
       <w:r>
         <w:rPr>
@@ -1480,7 +1542,7 @@
     <w:r>
       <w:tab/>
       <w:tab/>
-      <w:t>2026-10-08</w:t>
+      <w:t>2026-10-09</w:t>
       <w:br/>
       <w:br/>
     </w:r>

--- a/tillsyn/A 34759-2023 tillsynsbegäran.docx
+++ b/tillsyn/A 34759-2023 tillsynsbegäran.docx
@@ -1542,7 +1542,7 @@
     <w:r>
       <w:tab/>
       <w:tab/>
-      <w:t>2026-10-09</w:t>
+      <w:t>2026-10-10</w:t>
       <w:br/>
       <w:br/>
     </w:r>

--- a/tillsyn/A 34759-2023 tillsynsbegäran.docx
+++ b/tillsyn/A 34759-2023 tillsynsbegäran.docx
@@ -1542,7 +1542,7 @@
     <w:r>
       <w:tab/>
       <w:tab/>
-      <w:t>2026-10-10</w:t>
+      <w:t>2026-10-11</w:t>
       <w:br/>
       <w:br/>
     </w:r>

--- a/tillsyn/A 34759-2023 tillsynsbegäran.docx
+++ b/tillsyn/A 34759-2023 tillsynsbegäran.docx
@@ -1542,7 +1542,7 @@
     <w:r>
       <w:tab/>
       <w:tab/>
-      <w:t>2026-10-11</w:t>
+      <w:t>2026-10-12</w:t>
       <w:br/>
       <w:br/>
     </w:r>

--- a/tillsyn/A 34759-2023 tillsynsbegäran.docx
+++ b/tillsyn/A 34759-2023 tillsynsbegäran.docx
@@ -1542,7 +1542,7 @@
     <w:r>
       <w:tab/>
       <w:tab/>
-      <w:t>2026-10-12</w:t>
+      <w:t>2026-10-13</w:t>
       <w:br/>
       <w:br/>
     </w:r>

--- a/tillsyn/A 34759-2023 tillsynsbegäran.docx
+++ b/tillsyn/A 34759-2023 tillsynsbegäran.docx
@@ -1542,7 +1542,7 @@
     <w:r>
       <w:tab/>
       <w:tab/>
-      <w:t>2026-10-13</w:t>
+      <w:t>2026-10-14</w:t>
       <w:br/>
       <w:br/>
     </w:r>

--- a/tillsyn/A 34759-2023 tillsynsbegäran.docx
+++ b/tillsyn/A 34759-2023 tillsynsbegäran.docx
@@ -1542,7 +1542,7 @@
     <w:r>
       <w:tab/>
       <w:tab/>
-      <w:t>2026-10-14</w:t>
+      <w:t>2026-10-15</w:t>
       <w:br/>
       <w:br/>
     </w:r>

--- a/tillsyn/A 34759-2023 tillsynsbegäran.docx
+++ b/tillsyn/A 34759-2023 tillsynsbegäran.docx
@@ -1542,7 +1542,7 @@
     <w:r>
       <w:tab/>
       <w:tab/>
-      <w:t>2026-10-15</w:t>
+      <w:t>2026-10-16</w:t>
       <w:br/>
       <w:br/>
     </w:r>

--- a/tillsyn/A 34759-2023 tillsynsbegäran.docx
+++ b/tillsyn/A 34759-2023 tillsynsbegäran.docx
@@ -1542,7 +1542,7 @@
     <w:r>
       <w:tab/>
       <w:tab/>
-      <w:t>2026-10-16</w:t>
+      <w:t>2026-10-17</w:t>
       <w:br/>
       <w:br/>
     </w:r>

--- a/tillsyn/A 34759-2023 tillsynsbegäran.docx
+++ b/tillsyn/A 34759-2023 tillsynsbegäran.docx
@@ -1542,7 +1542,7 @@
     <w:r>
       <w:tab/>
       <w:tab/>
-      <w:t>2026-10-17</w:t>
+      <w:t>2026-10-18</w:t>
       <w:br/>
       <w:br/>
     </w:r>

--- a/tillsyn/A 34759-2023 tillsynsbegäran.docx
+++ b/tillsyn/A 34759-2023 tillsynsbegäran.docx
@@ -1542,7 +1542,7 @@
     <w:r>
       <w:tab/>
       <w:tab/>
-      <w:t>2026-10-18</w:t>
+      <w:t>2026-10-19</w:t>
       <w:br/>
       <w:br/>
     </w:r>

--- a/tillsyn/A 34759-2023 tillsynsbegäran.docx
+++ b/tillsyn/A 34759-2023 tillsynsbegäran.docx
@@ -1542,7 +1542,7 @@
     <w:r>
       <w:tab/>
       <w:tab/>
-      <w:t>2026-10-19</w:t>
+      <w:t>2026-10-20</w:t>
       <w:br/>
       <w:br/>
     </w:r>

--- a/tillsyn/A 34759-2023 tillsynsbegäran.docx
+++ b/tillsyn/A 34759-2023 tillsynsbegäran.docx
@@ -1542,7 +1542,7 @@
     <w:r>
       <w:tab/>
       <w:tab/>
-      <w:t>2026-10-20</w:t>
+      <w:t>2026-10-21</w:t>
       <w:br/>
       <w:br/>
     </w:r>

--- a/tillsyn/A 34759-2023 tillsynsbegäran.docx
+++ b/tillsyn/A 34759-2023 tillsynsbegäran.docx
@@ -1542,7 +1542,7 @@
     <w:r>
       <w:tab/>
       <w:tab/>
-      <w:t>2026-10-21</w:t>
+      <w:t>2026-10-22</w:t>
       <w:br/>
       <w:br/>
     </w:r>

--- a/tillsyn/A 34759-2023 tillsynsbegäran.docx
+++ b/tillsyn/A 34759-2023 tillsynsbegäran.docx
@@ -1542,7 +1542,7 @@
     <w:r>
       <w:tab/>
       <w:tab/>
-      <w:t>2026-10-22</w:t>
+      <w:t>2026-10-23</w:t>
       <w:br/>
       <w:br/>
     </w:r>

--- a/tillsyn/A 34759-2023 tillsynsbegäran.docx
+++ b/tillsyn/A 34759-2023 tillsynsbegäran.docx
@@ -1542,7 +1542,7 @@
     <w:r>
       <w:tab/>
       <w:tab/>
-      <w:t>2026-10-23</w:t>
+      <w:t>2026-10-24</w:t>
       <w:br/>
       <w:br/>
     </w:r>

--- a/tillsyn/A 34759-2023 tillsynsbegäran.docx
+++ b/tillsyn/A 34759-2023 tillsynsbegäran.docx
@@ -1542,7 +1542,7 @@
     <w:r>
       <w:tab/>
       <w:tab/>
-      <w:t>2026-10-24</w:t>
+      <w:t>2026-10-25</w:t>
       <w:br/>
       <w:br/>
     </w:r>

--- a/tillsyn/A 34759-2023 tillsynsbegäran.docx
+++ b/tillsyn/A 34759-2023 tillsynsbegäran.docx
@@ -1542,7 +1542,7 @@
     <w:r>
       <w:tab/>
       <w:tab/>
-      <w:t>2026-10-25</w:t>
+      <w:t>2026-10-26</w:t>
       <w:br/>
       <w:br/>
     </w:r>

--- a/tillsyn/A 34759-2023 tillsynsbegäran.docx
+++ b/tillsyn/A 34759-2023 tillsynsbegäran.docx
@@ -1542,7 +1542,7 @@
     <w:r>
       <w:tab/>
       <w:tab/>
-      <w:t>2026-10-26</w:t>
+      <w:t>2026-10-27</w:t>
       <w:br/>
       <w:br/>
     </w:r>

--- a/tillsyn/A 34759-2023 tillsynsbegäran.docx
+++ b/tillsyn/A 34759-2023 tillsynsbegäran.docx
@@ -1542,7 +1542,7 @@
     <w:r>
       <w:tab/>
       <w:tab/>
-      <w:t>2026-10-27</w:t>
+      <w:t>2026-10-28</w:t>
       <w:br/>
       <w:br/>
     </w:r>

--- a/tillsyn/A 34759-2023 tillsynsbegäran.docx
+++ b/tillsyn/A 34759-2023 tillsynsbegäran.docx
@@ -1542,7 +1542,7 @@
     <w:r>
       <w:tab/>
       <w:tab/>
-      <w:t>2026-10-28</w:t>
+      <w:t>2026-10-29</w:t>
       <w:br/>
       <w:br/>
     </w:r>

--- a/tillsyn/A 34759-2023 tillsynsbegäran.docx
+++ b/tillsyn/A 34759-2023 tillsynsbegäran.docx
@@ -1542,7 +1542,7 @@
     <w:r>
       <w:tab/>
       <w:tab/>
-      <w:t>2026-10-29</w:t>
+      <w:t>2026-10-31</w:t>
       <w:br/>
       <w:br/>
     </w:r>
